--- a/docs/C7_post-capitalism_digital_commons.docx
+++ b/docs/C7_post-capitalism_digital_commons.docx
@@ -90,7 +90,7 @@
           <w:i/>
           <w:iCs/>
         </w:rPr>
-        <w:t xml:space="preserve">キーワード：コモンズ・ガバナンス／二階層通貨／Purpose Bound Money／国際清算同盟／ポスト資本主義／知識コモンズ／Ubuntu</w:t>
+        <w:t xml:space="preserve">キーワード：コモンズ・ガバナンス／二階層通貨／三つの国家資産／文脈依存価格／Purpose Bound Money／国際清算同盟／知識コモンズ／Ubuntu</w:t>
       </w:r>
     </w:p>
     <w:p>
@@ -1099,7 +1099,31 @@
         <w:spacing w:after="140" w:line="300"/>
       </w:pPr>
       <w:r>
-        <w:t xml:space="preserve">これらの資産は、市場価格で優劣を競うものではない。「日本の技術があるから南アフリカ経由の資源が価値を持つ」「カナダ・豪の資源があるから日本の技術が活きる」というように、7カ国が「互いに欠かせないピースである」と認め合う条約（ガバナンス）を締結する。各資産の相対価値は、第5章で定義する潜在資源相互評価指数（CCPI）により評価される。</w:t>
+        <w:t xml:space="preserve">これらの資産は、市場価格で優劣を競うものではない。「日本の技術があるから南アフリカ経由の資源が価値を持つ」「カナダ・豪の資源があるから日本の技術が活きる」というように、7カ国が「互いに欠かせないピースである」と認め合う条約（ガバナンス）を締結する。各資産の相対価値は、第4.0節で定義する潜在資源相互評価指数（CCPI）により評価される。</w:t>
+      </w:r>
+    </w:p>
+    <w:p>
+      <w:pPr>
+        <w:pStyle w:val="Heading2"/>
+      </w:pPr>
+      <w:r>
+        <w:t xml:space="preserve">3.3　最初の課題 ―― 七カ国は本当に協調できるか</w:t>
+      </w:r>
+    </w:p>
+    <w:p>
+      <w:pPr>
+        <w:spacing w:after="140" w:line="300"/>
+      </w:pPr>
+      <w:r>
+        <w:t xml:space="preserve">二階層通貨や清算銀行といった機構の精緻さを論じる前に、最も先に見極めるべき課題がある。それは、ここに挙げた七カ国が、そもそも実際に協調関係を取り結べるのか、という実現可能性の問いである。どれほど巧みな仕組みを設計しても、七カ国が互いを「欠かせないピース」として認め合う合意（第3.2節の相互承認）が成立しなければ、システムは起動しない。協調は本構想の前提ではなく、最初に検証され、克服されるべき課題である。</w:t>
+      </w:r>
+    </w:p>
+    <w:p>
+      <w:pPr>
+        <w:spacing w:after="140" w:line="300"/>
+      </w:pPr>
+      <w:r>
+        <w:t xml:space="preserve">したがって本論文は、機構の完成度を競う前に、(i) 各国の利害が衝突しうる論点（資源価格の設定、知財開放の範囲、主権の留保）を率直に洗い出し、(ii) 全面合意を待たず、最小限の合意可能な領域から始める段階的・パイロット型のアプローチを採る。この「七カ国は協調できるか」の見極めこそが、本構想の真の出発点である。</w:t>
       </w:r>
     </w:p>
     <w:p>
@@ -1108,6 +1132,433 @@
       </w:pPr>
       <w:r>
         <w:t xml:space="preserve">第4章　二階層通貨システムと「相殺」メカニズム（コア・メカニズム）</w:t>
+      </w:r>
+    </w:p>
+    <w:p>
+      <w:pPr>
+        <w:pStyle w:val="Heading2"/>
+      </w:pPr>
+      <w:r>
+        <w:t xml:space="preserve">4.0　コモンズを構成する三つの国家資産 ―― CCPIの定義と、その問い直し</w:t>
+      </w:r>
+    </w:p>
+    <w:p>
+      <w:pPr>
+        <w:spacing w:after="140" w:line="300"/>
+      </w:pPr>
+      <w:r>
+        <w:t xml:space="preserve">第3章では、各資産の相対価値をCCPI（潜在資源相互評価指数）に委ねると述べた。本節は、そのCCPIが「何を・誰のものとして・どう清算するか」を定義する。あらゆる製造物・食料・生産物は、国家が持つ次の三つの資産の掛け合わせから生まれる。CCPIとは、突き詰めればこの三資産の清算ルールにほかならない。ただし、以下の定義は確定した結論ではなく、本構想が広く問い直しを募るための出発点である。「誰のものか」をどう再定義するかこそ、最初に開かれるべき議論である。</w:t>
+      </w:r>
+    </w:p>
+    <w:tbl>
+      <w:tblPr>
+        <w:tblW w:type="dxa" w:w="9360"/>
+        <w:tblBorders>
+          <w:top w:val="single" w:color="auto" w:sz="4"/>
+          <w:left w:val="single" w:color="auto" w:sz="4"/>
+          <w:bottom w:val="single" w:color="auto" w:sz="4"/>
+          <w:right w:val="single" w:color="auto" w:sz="4"/>
+          <w:insideH w:val="single" w:color="auto" w:sz="4"/>
+          <w:insideV w:val="single" w:color="auto" w:sz="4"/>
+        </w:tblBorders>
+      </w:tblPr>
+      <w:tblGrid>
+        <w:gridCol w:w="2200"/>
+        <w:gridCol w:w="2400"/>
+        <w:gridCol w:w="4760"/>
+      </w:tblGrid>
+      <w:tr>
+        <w:tc>
+          <w:tcPr>
+            <w:tcW w:type="dxa" w:w="2200"/>
+            <w:tcBorders>
+              <w:top w:val="single" w:color="CCCCCC" w:sz="1"/>
+              <w:left w:val="single" w:color="CCCCCC" w:sz="1"/>
+              <w:bottom w:val="single" w:color="CCCCCC" w:sz="1"/>
+              <w:right w:val="single" w:color="CCCCCC" w:sz="1"/>
+            </w:tcBorders>
+            <w:shd w:fill="FAEEDA" w:val="clear"/>
+            <w:tcMar>
+              <w:top w:type="dxa" w:w="80"/>
+              <w:left w:type="dxa" w:w="120"/>
+              <w:bottom w:type="dxa" w:w="80"/>
+              <w:right w:type="dxa" w:w="120"/>
+            </w:tcMar>
+          </w:tcPr>
+          <w:p>
+            <w:r>
+              <w:rPr>
+                <w:b/>
+                <w:bCs/>
+                <w:sz w:val="20"/>
+                <w:szCs w:val="20"/>
+              </w:rPr>
+              <w:t xml:space="preserve">資産の分類</w:t>
+            </w:r>
+          </w:p>
+        </w:tc>
+        <w:tc>
+          <w:tcPr>
+            <w:tcW w:type="dxa" w:w="2400"/>
+            <w:tcBorders>
+              <w:top w:val="single" w:color="CCCCCC" w:sz="1"/>
+              <w:left w:val="single" w:color="CCCCCC" w:sz="1"/>
+              <w:bottom w:val="single" w:color="CCCCCC" w:sz="1"/>
+              <w:right w:val="single" w:color="CCCCCC" w:sz="1"/>
+            </w:tcBorders>
+            <w:shd w:fill="FAEEDA" w:val="clear"/>
+            <w:tcMar>
+              <w:top w:type="dxa" w:w="80"/>
+              <w:left w:type="dxa" w:w="120"/>
+              <w:bottom w:type="dxa" w:w="80"/>
+              <w:right w:type="dxa" w:w="120"/>
+            </w:tcMar>
+          </w:tcPr>
+          <w:p>
+            <w:r>
+              <w:rPr>
+                <w:b/>
+                <w:bCs/>
+                <w:sz w:val="20"/>
+                <w:szCs w:val="20"/>
+              </w:rPr>
+              <w:t xml:space="preserve">本来の持ち主</w:t>
+            </w:r>
+          </w:p>
+        </w:tc>
+        <w:tc>
+          <w:tcPr>
+            <w:tcW w:type="dxa" w:w="4760"/>
+            <w:tcBorders>
+              <w:top w:val="single" w:color="CCCCCC" w:sz="1"/>
+              <w:left w:val="single" w:color="CCCCCC" w:sz="1"/>
+              <w:bottom w:val="single" w:color="CCCCCC" w:sz="1"/>
+              <w:right w:val="single" w:color="CCCCCC" w:sz="1"/>
+            </w:tcBorders>
+            <w:shd w:fill="FAEEDA" w:val="clear"/>
+            <w:tcMar>
+              <w:top w:type="dxa" w:w="80"/>
+              <w:left w:type="dxa" w:w="120"/>
+              <w:bottom w:type="dxa" w:w="80"/>
+              <w:right w:type="dxa" w:w="120"/>
+            </w:tcMar>
+          </w:tcPr>
+          <w:p>
+            <w:r>
+              <w:rPr>
+                <w:b/>
+                <w:bCs/>
+                <w:sz w:val="20"/>
+                <w:szCs w:val="20"/>
+              </w:rPr>
+              <w:t xml:space="preserve">コモンズとしての扱いと清算</w:t>
+            </w:r>
+          </w:p>
+        </w:tc>
+      </w:tr>
+      <w:tr>
+        <w:tc>
+          <w:tcPr>
+            <w:tcW w:type="dxa" w:w="2200"/>
+            <w:tcBorders>
+              <w:top w:val="single" w:color="CCCCCC" w:sz="1"/>
+              <w:left w:val="single" w:color="CCCCCC" w:sz="1"/>
+              <w:bottom w:val="single" w:color="CCCCCC" w:sz="1"/>
+              <w:right w:val="single" w:color="CCCCCC" w:sz="1"/>
+            </w:tcBorders>
+            <w:tcMar>
+              <w:top w:type="dxa" w:w="80"/>
+              <w:left w:type="dxa" w:w="120"/>
+              <w:bottom w:type="dxa" w:w="80"/>
+              <w:right w:type="dxa" w:w="120"/>
+            </w:tcMar>
+          </w:tcPr>
+          <w:p>
+            <w:r>
+              <w:rPr>
+                <w:b w:val="false"/>
+                <w:bCs w:val="false"/>
+                <w:sz w:val="20"/>
+                <w:szCs w:val="20"/>
+              </w:rPr>
+              <w:t xml:space="preserve">1. 地球資源</w:t>
+            </w:r>
+          </w:p>
+          <w:p>
+            <w:r>
+              <w:rPr>
+                <w:b w:val="false"/>
+                <w:bCs w:val="false"/>
+                <w:sz w:val="20"/>
+                <w:szCs w:val="20"/>
+              </w:rPr>
+              <w:t xml:space="preserve">(Global Resources)</w:t>
+            </w:r>
+          </w:p>
+        </w:tc>
+        <w:tc>
+          <w:tcPr>
+            <w:tcW w:type="dxa" w:w="2400"/>
+            <w:tcBorders>
+              <w:top w:val="single" w:color="CCCCCC" w:sz="1"/>
+              <w:left w:val="single" w:color="CCCCCC" w:sz="1"/>
+              <w:bottom w:val="single" w:color="CCCCCC" w:sz="1"/>
+              <w:right w:val="single" w:color="CCCCCC" w:sz="1"/>
+            </w:tcBorders>
+            <w:tcMar>
+              <w:top w:type="dxa" w:w="80"/>
+              <w:left w:type="dxa" w:w="120"/>
+              <w:bottom w:type="dxa" w:w="80"/>
+              <w:right w:type="dxa" w:w="120"/>
+            </w:tcMar>
+          </w:tcPr>
+          <w:p>
+            <w:r>
+              <w:rPr>
+                <w:b w:val="false"/>
+                <w:bCs w:val="false"/>
+                <w:sz w:val="20"/>
+                <w:szCs w:val="20"/>
+              </w:rPr>
+              <w:t xml:space="preserve">地球に住むすべての人</w:t>
+            </w:r>
+          </w:p>
+        </w:tc>
+        <w:tc>
+          <w:tcPr>
+            <w:tcW w:type="dxa" w:w="4760"/>
+            <w:tcBorders>
+              <w:top w:val="single" w:color="CCCCCC" w:sz="1"/>
+              <w:left w:val="single" w:color="CCCCCC" w:sz="1"/>
+              <w:bottom w:val="single" w:color="CCCCCC" w:sz="1"/>
+              <w:right w:val="single" w:color="CCCCCC" w:sz="1"/>
+            </w:tcBorders>
+            <w:tcMar>
+              <w:top w:type="dxa" w:w="80"/>
+              <w:left w:type="dxa" w:w="120"/>
+              <w:bottom w:type="dxa" w:w="80"/>
+              <w:right w:type="dxa" w:w="120"/>
+            </w:tcMar>
+          </w:tcPr>
+          <w:p>
+            <w:r>
+              <w:rPr>
+                <w:b w:val="false"/>
+                <w:bCs w:val="false"/>
+                <w:sz w:val="20"/>
+                <w:szCs w:val="20"/>
+              </w:rPr>
+              <w:t xml:space="preserve">誰の私有物でもない「地球のコモンズ」。富を生む消費の価格に「コモンズ税（地球への感謝代）」を上乗せし、資源の乏しい国や次世代へ自動的に分配・還流する。</w:t>
+            </w:r>
+          </w:p>
+        </w:tc>
+      </w:tr>
+      <w:tr>
+        <w:tc>
+          <w:tcPr>
+            <w:tcW w:type="dxa" w:w="2200"/>
+            <w:tcBorders>
+              <w:top w:val="single" w:color="CCCCCC" w:sz="1"/>
+              <w:left w:val="single" w:color="CCCCCC" w:sz="1"/>
+              <w:bottom w:val="single" w:color="CCCCCC" w:sz="1"/>
+              <w:right w:val="single" w:color="CCCCCC" w:sz="1"/>
+            </w:tcBorders>
+            <w:tcMar>
+              <w:top w:type="dxa" w:w="80"/>
+              <w:left w:type="dxa" w:w="120"/>
+              <w:bottom w:type="dxa" w:w="80"/>
+              <w:right w:type="dxa" w:w="120"/>
+            </w:tcMar>
+          </w:tcPr>
+          <w:p>
+            <w:r>
+              <w:rPr>
+                <w:b w:val="false"/>
+                <w:bCs w:val="false"/>
+                <w:sz w:val="20"/>
+                <w:szCs w:val="20"/>
+              </w:rPr>
+              <w:t xml:space="preserve">2. 知財資産</w:t>
+            </w:r>
+          </w:p>
+          <w:p>
+            <w:r>
+              <w:rPr>
+                <w:b w:val="false"/>
+                <w:bCs w:val="false"/>
+                <w:sz w:val="20"/>
+                <w:szCs w:val="20"/>
+              </w:rPr>
+              <w:t xml:space="preserve">(Intellectual Property)</w:t>
+            </w:r>
+          </w:p>
+        </w:tc>
+        <w:tc>
+          <w:tcPr>
+            <w:tcW w:type="dxa" w:w="2400"/>
+            <w:tcBorders>
+              <w:top w:val="single" w:color="CCCCCC" w:sz="1"/>
+              <w:left w:val="single" w:color="CCCCCC" w:sz="1"/>
+              <w:bottom w:val="single" w:color="CCCCCC" w:sz="1"/>
+              <w:right w:val="single" w:color="CCCCCC" w:sz="1"/>
+            </w:tcBorders>
+            <w:tcMar>
+              <w:top w:type="dxa" w:w="80"/>
+              <w:left w:type="dxa" w:w="120"/>
+              <w:bottom w:type="dxa" w:w="80"/>
+              <w:right w:type="dxa" w:w="120"/>
+            </w:tcMar>
+          </w:tcPr>
+          <w:p>
+            <w:r>
+              <w:rPr>
+                <w:b w:val="false"/>
+                <w:bCs w:val="false"/>
+                <w:sz w:val="20"/>
+                <w:szCs w:val="20"/>
+              </w:rPr>
+              <w:t xml:space="preserve">それを生み出した国・人々</w:t>
+            </w:r>
+          </w:p>
+        </w:tc>
+        <w:tc>
+          <w:tcPr>
+            <w:tcW w:type="dxa" w:w="4760"/>
+            <w:tcBorders>
+              <w:top w:val="single" w:color="CCCCCC" w:sz="1"/>
+              <w:left w:val="single" w:color="CCCCCC" w:sz="1"/>
+              <w:bottom w:val="single" w:color="CCCCCC" w:sz="1"/>
+              <w:right w:val="single" w:color="CCCCCC" w:sz="1"/>
+            </w:tcBorders>
+            <w:tcMar>
+              <w:top w:type="dxa" w:w="80"/>
+              <w:left w:type="dxa" w:w="120"/>
+              <w:bottom w:type="dxa" w:w="80"/>
+              <w:right w:type="dxa" w:w="120"/>
+            </w:tcMar>
+          </w:tcPr>
+          <w:p>
+            <w:r>
+              <w:rPr>
+                <w:b w:val="false"/>
+                <w:bCs w:val="false"/>
+                <w:sz w:val="20"/>
+                <w:szCs w:val="20"/>
+              </w:rPr>
+              <w:t xml:space="preserve">使っても減らない非競合財。富裕国とはフル価値で取引し生み手に報い、困窮国へは知財コストを0として開放する「傾斜価格」により、人類が恩恵を平等に享受できるようにする。</w:t>
+            </w:r>
+          </w:p>
+        </w:tc>
+      </w:tr>
+      <w:tr>
+        <w:tc>
+          <w:tcPr>
+            <w:tcW w:type="dxa" w:w="2200"/>
+            <w:tcBorders>
+              <w:top w:val="single" w:color="CCCCCC" w:sz="1"/>
+              <w:left w:val="single" w:color="CCCCCC" w:sz="1"/>
+              <w:bottom w:val="single" w:color="CCCCCC" w:sz="1"/>
+              <w:right w:val="single" w:color="CCCCCC" w:sz="1"/>
+            </w:tcBorders>
+            <w:tcMar>
+              <w:top w:type="dxa" w:w="80"/>
+              <w:left w:type="dxa" w:w="120"/>
+              <w:bottom w:type="dxa" w:w="80"/>
+              <w:right w:type="dxa" w:w="120"/>
+            </w:tcMar>
+          </w:tcPr>
+          <w:p>
+            <w:r>
+              <w:rPr>
+                <w:b w:val="false"/>
+                <w:bCs w:val="false"/>
+                <w:sz w:val="20"/>
+                <w:szCs w:val="20"/>
+              </w:rPr>
+              <w:t xml:space="preserve">3. 労働資産</w:t>
+            </w:r>
+          </w:p>
+          <w:p>
+            <w:r>
+              <w:rPr>
+                <w:b w:val="false"/>
+                <w:bCs w:val="false"/>
+                <w:sz w:val="20"/>
+                <w:szCs w:val="20"/>
+              </w:rPr>
+              <w:t xml:space="preserve">(Labor Assets)</w:t>
+            </w:r>
+          </w:p>
+        </w:tc>
+        <w:tc>
+          <w:tcPr>
+            <w:tcW w:type="dxa" w:w="2400"/>
+            <w:tcBorders>
+              <w:top w:val="single" w:color="CCCCCC" w:sz="1"/>
+              <w:left w:val="single" w:color="CCCCCC" w:sz="1"/>
+              <w:bottom w:val="single" w:color="CCCCCC" w:sz="1"/>
+              <w:right w:val="single" w:color="CCCCCC" w:sz="1"/>
+            </w:tcBorders>
+            <w:tcMar>
+              <w:top w:type="dxa" w:w="80"/>
+              <w:left w:type="dxa" w:w="120"/>
+              <w:bottom w:type="dxa" w:w="80"/>
+              <w:right w:type="dxa" w:w="120"/>
+            </w:tcMar>
+          </w:tcPr>
+          <w:p>
+            <w:r>
+              <w:rPr>
+                <w:b w:val="false"/>
+                <w:bCs w:val="false"/>
+                <w:sz w:val="20"/>
+                <w:szCs w:val="20"/>
+              </w:rPr>
+              <w:t xml:space="preserve">各国の労働者そのもの</w:t>
+            </w:r>
+          </w:p>
+        </w:tc>
+        <w:tc>
+          <w:tcPr>
+            <w:tcW w:type="dxa" w:w="4760"/>
+            <w:tcBorders>
+              <w:top w:val="single" w:color="CCCCCC" w:sz="1"/>
+              <w:left w:val="single" w:color="CCCCCC" w:sz="1"/>
+              <w:bottom w:val="single" w:color="CCCCCC" w:sz="1"/>
+              <w:right w:val="single" w:color="CCCCCC" w:sz="1"/>
+            </w:tcBorders>
+            <w:tcMar>
+              <w:top w:type="dxa" w:w="80"/>
+              <w:left w:type="dxa" w:w="120"/>
+              <w:bottom w:type="dxa" w:w="80"/>
+              <w:right w:type="dxa" w:w="120"/>
+            </w:tcMar>
+          </w:tcPr>
+          <w:p>
+            <w:r>
+              <w:rPr>
+                <w:b w:val="false"/>
+                <w:bCs w:val="false"/>
+                <w:sz w:val="20"/>
+                <w:szCs w:val="20"/>
+              </w:rPr>
+              <w:t xml:space="preserve">製造現場の労働も、AIへの知恵の提供も、その国の労働資産。通貨の強弱による不当な買い叩きを排し、正当な対価を労働者本人へ直接清算するルートを確保する。</w:t>
+            </w:r>
+          </w:p>
+        </w:tc>
+      </w:tr>
+    </w:tbl>
+    <w:p>
+      <w:r>
+        <w:t xml:space="preserve"/>
+      </w:r>
+    </w:p>
+    <w:p>
+      <w:pPr>
+        <w:spacing w:after="140" w:line="300"/>
+      </w:pPr>
+      <w:r>
+        <w:t xml:space="preserve">知財の傾斜価格には、「困窮国向けに安く開放されたものを富裕国が転売する」という抜け道が懸念される。しかしこれは、第4.1節のPBM（目的限定型デジタル通貨）が構造的に塞ぐ。Commonは指定されたコモンズ取引の外では使用も転売もできないためである。三資産の清算ルールと二階層通貨は、このように相互補強の関係にある。</w:t>
       </w:r>
     </w:p>
     <w:p>
@@ -1334,6 +1785,38 @@
     </w:p>
     <w:p>
       <w:pPr>
+        <w:pStyle w:val="Heading2"/>
+      </w:pPr>
+      <w:r>
+        <w:t xml:space="preserve">4.4　文脈依存価格（Contextual Pricing）と「地球の計算機」としてのAI</w:t>
+      </w:r>
+    </w:p>
+    <w:p>
+      <w:pPr>
+        <w:spacing w:after="140" w:line="300"/>
+      </w:pPr>
+      <w:r>
+        <w:t xml:space="preserve">三資産の清算は、国や状況ごとに異なる「文脈依存の適正価格」を生む。これを機能させる鍵は、透明性である。今後、あらゆる製品には「履歴書」――三つの資産がどのように清算されたか（地球への感謝代を払ったか、労働者へ正当に還元したか、知財を公正に扱ったか）――が可視化される。</w:t>
+      </w:r>
+    </w:p>
+    <w:p>
+      <w:pPr>
+        <w:spacing w:after="140" w:line="300"/>
+      </w:pPr>
+      <w:r>
+        <w:t xml:space="preserve">世界の消費者は、この履歴書を読み、「誠実に清算された製品か否か」を判断し、消費という投票行動を通じて、各国・各製品の適正価格をボトムアップで承認していく。ここで評価されるのは国家の善悪ではなく、あくまで製品ごとの清算の誠実さである。</w:t>
+      </w:r>
+    </w:p>
+    <w:p>
+      <w:pPr>
+        <w:spacing w:after="140" w:line="300"/>
+      </w:pPr>
+      <w:r>
+        <w:t xml:space="preserve">この複雑な資源・知財・労働のバランスをリアルタイムで計算する役割を、AIが担う。ただしそれは、単一の主体が分配を統制する「中央計算機」であってはならない。それでは、本論文が退けたはずの中央集権統制と見分けがつかなくなる。AIは、計算の根拠を誰もが検証できる、監査可能でオープンソースの公共インフラ――いわば人類が共同で運用する「地球の計算機」――として実装されねばならない。これは、知識を人類の共有財産とみなす本論文の立場（第1.3節）からの必然的な帰結である。</w:t>
+      </w:r>
+    </w:p>
+    <w:p>
+      <w:pPr>
         <w:pStyle w:val="Heading1"/>
       </w:pPr>
       <w:r>
@@ -1345,23 +1828,23 @@
         <w:pStyle w:val="Heading2"/>
       </w:pPr>
       <w:r>
-        <w:t xml:space="preserve">5.1　潜在資源相互評価指数（CCPI）と相互還流関税</w:t>
-      </w:r>
-    </w:p>
-    <w:p>
-      <w:pPr>
-        <w:spacing w:after="140" w:line="300"/>
-      </w:pPr>
-      <w:r>
-        <w:t xml:space="preserve">異なる性質の資産（技術・文化・資源・制度）を相殺するには、共通の評価尺度が必要となる。本論文はこれを潜在資源相互評価指数（Commons Cross-Potential Index, CCPI）として定義する。CCPIは市場の投機価格ではなく、各資産がC7全体の生存と生産に対して持つ潜在的貢献度を多面的に評価する。AI時代においては、生成された知の源流（元の人間の貢献者）への返礼も、このCCPIの評価対象に含める。</w:t>
-      </w:r>
-    </w:p>
-    <w:p>
-      <w:pPr>
-        <w:spacing w:after="140" w:line="300"/>
-      </w:pPr>
-      <w:r>
-        <w:t xml:space="preserve">貿易不均衡に対しては、従来型の保護関税ではなく相互還流関税（Mutual Reflux Tariff）を適用する。これは、ある国へ富（Common）が偏在しようとしたとき、超過分に課金し、それを自動的に相手国のコモンズへ還流投資する仕組みである。関税が「壁」ではなく「循環ポンプ」として機能する点が、保護主義との決定的な違いである。</w:t>
+        <w:t xml:space="preserve">5.1　潜在資源相互評価指数（CCPI）の運用と相互還流関税</w:t>
+      </w:r>
+    </w:p>
+    <w:p>
+      <w:pPr>
+        <w:spacing w:after="140" w:line="300"/>
+      </w:pPr>
+      <w:r>
+        <w:t xml:space="preserve">CCPIの内実は、第4.0節で三つの国家資産（地球資源・知財・労働）の清算ルールとして定義した。本節では、その運用――すなわち、清算の結果として国家間に生じる不均衡を、どう是正するか――を述べる。CCPIは市場の投機価格ではなく、各資産がC7全体の生存と生産に対して持つ潜在的貢献度を多面的に評価する。AI時代においては、生成された知の源流（元の人間の貢献者）への返礼も、このCCPIの評価対象に含める。</w:t>
+      </w:r>
+    </w:p>
+    <w:p>
+      <w:pPr>
+        <w:spacing w:after="140" w:line="300"/>
+      </w:pPr>
+      <w:r>
+        <w:t xml:space="preserve">貿易不均衡に対しては、従来型の保護関税ではなく相互還流関税（Mutual Reflux Tariff）を適用する。これは、ある国へ富（Common）が偏在しようとしたとき、超過分に課金し、それを自動的に相手国のコモンズへ還流投資する仕組みである。関税が「壁」ではなく「循環ポンプ」として機能する点が、保護主義との決定的な違いである。なお、第4.0節で導入した「コモンズ税（地球資源への感謝代）」は、消費者・取引の側から見たこの還流ポンプの呼称であり、両者は同一の循環を指す。</w:t>
       </w:r>
     </w:p>
     <w:p>
@@ -1697,6 +2180,19 @@
       </w:pPr>
       <w:r>
         <w:t xml:space="preserve">第1.3節を「教える喜びの循環」へ改稿し、知識コモンズおよびAI知識の返礼を論旨に組み込んだ。エピローグを新設した。</w:t>
+      </w:r>
+    </w:p>
+    <w:p>
+      <w:pPr>
+        <w:pStyle w:val="ListParagraph"/>
+        <w:numPr>
+          <w:ilvl w:val="0"/>
+          <w:numId w:val="3"/>
+        </w:numPr>
+        <w:spacing w:after="80" w:line="300"/>
+      </w:pPr>
+      <w:r>
+        <w:t xml:space="preserve">第3章に「七カ国は協調できるか」（3.3）を、第4章に三つの国家資産によるCCPIの定義（4.0）と文脈依存価格（4.4）を新設し、CCPIの内実とAIの位置づけ（監査可能なオープンソース公共基盤）を明確化した。国家を善悪で評価する表現は用いず、製品ごとの清算の誠実さへ焦点を置いた。</w:t>
       </w:r>
     </w:p>
     <w:p>
